--- a/лр5/лр5.docx
+++ b/лр5/лр5.docx
@@ -8064,20 +8064,22 @@
         </w:rPr>
         <w:t xml:space="preserve"> </w:t>
       </w:r>
-      <w:r>
-        <w:rPr>
-          <w:rFonts w:ascii="Times New Roman" w:hAnsi="Times New Roman" w:cs="Times New Roman"/>
-          <w:sz w:val="28"/>
-          <w:szCs w:val="28"/>
-        </w:rPr>
-        <w:t>https://github.com/serafima2007k-code/algorithms</w:t>
-      </w:r>
+      <w:hyperlink r:id="rId4" w:history="1">
+        <w:r>
+          <w:rPr>
+            <w:rStyle w:val="a4"/>
+            <w:rFonts w:ascii="Times New Roman" w:hAnsi="Times New Roman" w:cs="Times New Roman"/>
+            <w:sz w:val="28"/>
+            <w:szCs w:val="28"/>
+          </w:rPr>
+          <w:t>https://github.com/serafima2007k-code/algoritms.git</w:t>
+        </w:r>
+      </w:hyperlink>
     </w:p>
     <w:p>
       <w:pPr>
         <w:spacing w:after="0" w:line="360" w:lineRule="auto"/>
-        <w:ind w:firstLine="709"/>
-        <w:jc w:val="both"/>
+        <w:jc w:val="center"/>
         <w:rPr>
           <w:rFonts w:ascii="Times New Roman" w:hAnsi="Times New Roman" w:cs="Times New Roman"/>
           <w:b/>
@@ -8094,7 +8096,7 @@
           <w:sz w:val="28"/>
           <w:szCs w:val="28"/>
         </w:rPr>
-        <w:t xml:space="preserve">Индивидуальные задания </w:t>
+        <w:t>Индивидуальные задания</w:t>
       </w:r>
     </w:p>
     <w:p>
@@ -8322,7 +8324,7 @@
                     <pic:cNvPicPr/>
                   </pic:nvPicPr>
                   <pic:blipFill>
-                    <a:blip r:embed="rId4">
+                    <a:blip r:embed="rId5">
                       <a:extLst>
                         <a:ext uri="{28A0092B-C50C-407E-A947-70E740481C1C}">
                           <a14:useLocalDpi xmlns:a14="http://schemas.microsoft.com/office/drawing/2010/main" val="0"/>
@@ -8499,7 +8501,7 @@
                     <pic:cNvPicPr/>
                   </pic:nvPicPr>
                   <pic:blipFill>
-                    <a:blip r:embed="rId5">
+                    <a:blip r:embed="rId6">
                       <a:extLst>
                         <a:ext uri="{28A0092B-C50C-407E-A947-70E740481C1C}">
                           <a14:useLocalDpi xmlns:a14="http://schemas.microsoft.com/office/drawing/2010/main" val="0"/>
@@ -8605,7 +8607,7 @@
                     <pic:cNvPicPr/>
                   </pic:nvPicPr>
                   <pic:blipFill>
-                    <a:blip r:embed="rId6">
+                    <a:blip r:embed="rId7">
                       <a:extLst>
                         <a:ext uri="{28A0092B-C50C-407E-A947-70E740481C1C}">
                           <a14:useLocalDpi xmlns:a14="http://schemas.microsoft.com/office/drawing/2010/main" val="0"/>
@@ -8800,7 +8802,7 @@
                     <pic:cNvPicPr/>
                   </pic:nvPicPr>
                   <pic:blipFill>
-                    <a:blip r:embed="rId7">
+                    <a:blip r:embed="rId8">
                       <a:extLst>
                         <a:ext uri="{28A0092B-C50C-407E-A947-70E740481C1C}">
                           <a14:useLocalDpi xmlns:a14="http://schemas.microsoft.com/office/drawing/2010/main" val="0"/>
@@ -8905,7 +8907,7 @@
                     <pic:cNvPicPr/>
                   </pic:nvPicPr>
                   <pic:blipFill>
-                    <a:blip r:embed="rId8">
+                    <a:blip r:embed="rId9">
                       <a:extLst>
                         <a:ext uri="{28A0092B-C50C-407E-A947-70E740481C1C}">
                           <a14:useLocalDpi xmlns:a14="http://schemas.microsoft.com/office/drawing/2010/main" val="0"/>
@@ -9010,7 +9012,7 @@
                     <pic:cNvPicPr/>
                   </pic:nvPicPr>
                   <pic:blipFill>
-                    <a:blip r:embed="rId9">
+                    <a:blip r:embed="rId10">
                       <a:extLst>
                         <a:ext uri="{28A0092B-C50C-407E-A947-70E740481C1C}">
                           <a14:useLocalDpi xmlns:a14="http://schemas.microsoft.com/office/drawing/2010/main" val="0"/>
@@ -9140,7 +9142,7 @@
                     <pic:cNvPicPr/>
                   </pic:nvPicPr>
                   <pic:blipFill>
-                    <a:blip r:embed="rId10">
+                    <a:blip r:embed="rId11">
                       <a:extLst>
                         <a:ext uri="{28A0092B-C50C-407E-A947-70E740481C1C}">
                           <a14:useLocalDpi xmlns:a14="http://schemas.microsoft.com/office/drawing/2010/main" val="0"/>
@@ -9285,7 +9287,7 @@
                     <pic:cNvPicPr/>
                   </pic:nvPicPr>
                   <pic:blipFill>
-                    <a:blip r:embed="rId11">
+                    <a:blip r:embed="rId12">
                       <a:extLst>
                         <a:ext uri="{28A0092B-C50C-407E-A947-70E740481C1C}">
                           <a14:useLocalDpi xmlns:a14="http://schemas.microsoft.com/office/drawing/2010/main" val="0"/>
@@ -9439,7 +9441,7 @@
                     <pic:cNvPicPr/>
                   </pic:nvPicPr>
                   <pic:blipFill>
-                    <a:blip r:embed="rId12">
+                    <a:blip r:embed="rId13">
                       <a:extLst>
                         <a:ext uri="{28A0092B-C50C-407E-A947-70E740481C1C}">
                           <a14:useLocalDpi xmlns:a14="http://schemas.microsoft.com/office/drawing/2010/main" val="0"/>
@@ -9569,7 +9571,7 @@
                     <pic:cNvPicPr/>
                   </pic:nvPicPr>
                   <pic:blipFill>
-                    <a:blip r:embed="rId13">
+                    <a:blip r:embed="rId14">
                       <a:extLst>
                         <a:ext uri="{28A0092B-C50C-407E-A947-70E740481C1C}">
                           <a14:useLocalDpi xmlns:a14="http://schemas.microsoft.com/office/drawing/2010/main" val="0"/>
@@ -9683,7 +9685,7 @@
                     <pic:cNvPicPr/>
                   </pic:nvPicPr>
                   <pic:blipFill>
-                    <a:blip r:embed="rId14">
+                    <a:blip r:embed="rId15">
                       <a:extLst>
                         <a:ext uri="{28A0092B-C50C-407E-A947-70E740481C1C}">
                           <a14:useLocalDpi xmlns:a14="http://schemas.microsoft.com/office/drawing/2010/main" val="0"/>
@@ -21288,6 +21290,29 @@
       </w:tblBorders>
     </w:tblPr>
   </w:style>
+  <w:style w:type="character" w:styleId="a4">
+    <w:name w:val="Hyperlink"/>
+    <w:basedOn w:val="a0"/>
+    <w:uiPriority w:val="99"/>
+    <w:unhideWhenUsed/>
+    <w:rsid w:val="007A22F5"/>
+    <w:rPr>
+      <w:color w:val="0563C1" w:themeColor="hyperlink"/>
+      <w:u w:val="single"/>
+    </w:rPr>
+  </w:style>
+  <w:style w:type="character" w:styleId="a5">
+    <w:name w:val="Unresolved Mention"/>
+    <w:basedOn w:val="a0"/>
+    <w:uiPriority w:val="99"/>
+    <w:semiHidden/>
+    <w:unhideWhenUsed/>
+    <w:rsid w:val="007A22F5"/>
+    <w:rPr>
+      <w:color w:val="605E5C"/>
+      <w:shd w:val="clear" w:color="auto" w:fill="E1DFDD"/>
+    </w:rPr>
+  </w:style>
 </w:styles>
 </file>
 
